--- a/public/assets/resume.docx
+++ b/public/assets/resume.docx
@@ -15,10 +15,7 @@
         <w:t xml:space="preserve">📧 </w:t>
       </w:r>
       <w:r>
-        <w:t>harirajs895@gm</w:t>
-      </w:r>
-      <w:r>
-        <w:t>ail.com</w:t>
+        <w:t>harirajs895@gmail.com</w:t>
       </w:r>
       <w:r>
         <w:t xml:space="preserve"> | 📞 8940369214 | 🔗 </w:t>
@@ -80,10 +77,7 @@
         <w:t>Core Modules: ITSM</w:t>
       </w:r>
       <w:r>
-        <w:t>, SAM</w:t>
-      </w:r>
-      <w:r>
-        <w:t>,</w:t>
+        <w:t>, SAM,</w:t>
       </w:r>
       <w:r>
         <w:t xml:space="preserve"> GRC, LSD</w:t>
@@ -133,10 +127,7 @@
     </w:p>
     <w:p>
       <w:r>
-        <w:t>July</w:t>
-      </w:r>
-      <w:r>
-        <w:t xml:space="preserve"> 2022 – Present | Chennai, India</w:t>
+        <w:t>July 2022 – Present | Chennai, India</w:t>
       </w:r>
     </w:p>
     <w:p>
